--- a/docs/Linux_Build.docx
+++ b/docs/Linux_Build.docx
@@ -809,6 +809,921 @@
         <w:t xml:space="preserve">undoes everything. The program also loads its window icon from its own resource at start-up.</w:t>
       </w:r>
     </w:p>
+    <w:p>
+      <w:pPr>
+        <w:pStyle w:val="Heading2"/>
+      </w:pPr>
+      <w:bookmarkStart w:id="14" w:name="_7a25d0910e787984b47dd64b24e9f7b80717fe3"/>
+      <w:r>
+        <w:t xml:space="preserve">Plug-in libraries on Linux</w:t>
+      </w:r>
+      <w:bookmarkEnd w:id="14"/>
+    </w:p>
+    <w:p>
+      <w:pPr>
+        <w:pStyle w:val="FirstParagraph"/>
+      </w:pPr>
+      <w:r>
+        <w:t xml:space="preserve">A plug-in is a</w:t>
+      </w:r>
+      <w:r>
+        <w:t xml:space="preserve"> </w:t>
+      </w:r>
+      <w:r>
+        <w:rPr>
+          <w:rStyle w:val="VerbatimChar"/>
+        </w:rPr>
+        <w:t xml:space="preserve">.so</w:t>
+      </w:r>
+      <w:r>
+        <w:t xml:space="preserve"> </w:t>
+      </w:r>
+      <w:r>
+        <w:t xml:space="preserve">file built on Linux (a Windows</w:t>
+      </w:r>
+      <w:r>
+        <w:t xml:space="preserve"> </w:t>
+      </w:r>
+      <w:r>
+        <w:rPr>
+          <w:rStyle w:val="VerbatimChar"/>
+        </w:rPr>
+        <w:t xml:space="preserve">.dll</w:t>
+      </w:r>
+      <w:r>
+        <w:t xml:space="preserve"> </w:t>
+      </w:r>
+      <w:r>
+        <w:t xml:space="preserve">does not load on Linux). The example in the repository:</w:t>
+      </w:r>
+    </w:p>
+    <w:p>
+      <w:pPr>
+        <w:pStyle w:val="SourceCode"/>
+      </w:pPr>
+      <w:r>
+        <w:rPr>
+          <w:rStyle w:val="VerbatimChar"/>
+        </w:rPr>
+        <w:t xml:space="preserve">cd plugins/example</w:t>
+      </w:r>
+      <w:r>
+        <w:br/>
+      </w:r>
+      <w:r>
+        <w:rPr>
+          <w:rStyle w:val="VerbatimChar"/>
+        </w:rPr>
+        <w:t xml:space="preserve">fpc -B -Cg example_plugin.lpr          # makes libexample_plugin.so</w:t>
+      </w:r>
+      <w:r>
+        <w:br/>
+      </w:r>
+      <w:r>
+        <w:rPr>
+          <w:rStyle w:val="VerbatimChar"/>
+        </w:rPr>
+        <w:t xml:space="preserve">mkdir -p "$HOME/.config/Photo Downloader/plugins"</w:t>
+      </w:r>
+      <w:r>
+        <w:br/>
+      </w:r>
+      <w:r>
+        <w:rPr>
+          <w:rStyle w:val="VerbatimChar"/>
+        </w:rPr>
+        <w:t xml:space="preserve">cp libexample_plugin.so "$HOME/.config/Photo Downloader/plugins/"</w:t>
+      </w:r>
+    </w:p>
+    <w:p>
+      <w:pPr>
+        <w:pStyle w:val="FirstParagraph"/>
+      </w:pPr>
+      <w:r>
+        <w:rPr>
+          <w:rStyle w:val="VerbatimChar"/>
+        </w:rPr>
+        <w:t xml:space="preserve">-Cg</w:t>
+      </w:r>
+      <w:r>
+        <w:t xml:space="preserve"> </w:t>
+      </w:r>
+      <w:r>
+        <w:t xml:space="preserve">makes position-independent code, which a shared library needs. The plug-in folder is the</w:t>
+      </w:r>
+      <w:r>
+        <w:t xml:space="preserve"> </w:t>
+      </w:r>
+      <w:r>
+        <w:rPr>
+          <w:rStyle w:val="VerbatimChar"/>
+        </w:rPr>
+        <w:t xml:space="preserve">plugins</w:t>
+      </w:r>
+      <w:r>
+        <w:t xml:space="preserve"> </w:t>
+      </w:r>
+      <w:r>
+        <w:t xml:space="preserve">folder next to the settings file (File &gt; Status shows where the settings file is; on Linux it is normally</w:t>
+      </w:r>
+      <w:r>
+        <w:t xml:space="preserve"> </w:t>
+      </w:r>
+      <w:r>
+        <w:rPr>
+          <w:rStyle w:val="VerbatimChar"/>
+        </w:rPr>
+        <w:t xml:space="preserve">~/.config/Photo Downloader/</w:t>
+      </w:r>
+      <w:r>
+        <w:t xml:space="preserve">), or a</w:t>
+      </w:r>
+      <w:r>
+        <w:t xml:space="preserve"> </w:t>
+      </w:r>
+      <w:r>
+        <w:rPr>
+          <w:rStyle w:val="VerbatimChar"/>
+        </w:rPr>
+        <w:t xml:space="preserve">plugins</w:t>
+      </w:r>
+      <w:r>
+        <w:t xml:space="preserve"> </w:t>
+      </w:r>
+      <w:r>
+        <w:t xml:space="preserve">folder next to the program. See</w:t>
+      </w:r>
+      <w:r>
+        <w:t xml:space="preserve"> </w:t>
+      </w:r>
+      <w:r>
+        <w:rPr>
+          <w:rStyle w:val="VerbatimChar"/>
+        </w:rPr>
+        <w:t xml:space="preserve">docs/Plugin_Developer_Manual.md</w:t>
+      </w:r>
+      <w:r>
+        <w:t xml:space="preserve">.</w:t>
+      </w:r>
+    </w:p>
+    <w:p>
+      <w:pPr>
+        <w:pStyle w:val="Heading2"/>
+      </w:pPr>
+      <w:bookmarkStart w:id="15" w:name="_59d4d1f77195eacf2b7010fa15c19f289d9d67f"/>
+      <w:r>
+        <w:t xml:space="preserve">Linux test checklist (features added since the last Linux test, 0.1.0.58)</w:t>
+      </w:r>
+      <w:bookmarkEnd w:id="15"/>
+    </w:p>
+    <w:p>
+      <w:pPr>
+        <w:pStyle w:val="FirstParagraph"/>
+      </w:pPr>
+      <w:r>
+        <w:t xml:space="preserve">Build with</w:t>
+      </w:r>
+      <w:r>
+        <w:t xml:space="preserve"> </w:t>
+      </w:r>
+      <w:r>
+        <w:rPr>
+          <w:rStyle w:val="VerbatimChar"/>
+        </w:rPr>
+        <w:t xml:space="preserve">lazbuild -B --ws=gtk2 PhotoDownloader.lpi</w:t>
+      </w:r>
+      <w:r>
+        <w:t xml:space="preserve">, start</w:t>
+      </w:r>
+      <w:r>
+        <w:t xml:space="preserve"> </w:t>
+      </w:r>
+      <w:r>
+        <w:rPr>
+          <w:rStyle w:val="VerbatimChar"/>
+        </w:rPr>
+        <w:t xml:space="preserve">bin/linux/PhotoDownloader</w:t>
+      </w:r>
+      <w:r>
+        <w:t xml:space="preserve"> </w:t>
+      </w:r>
+      <w:r>
+        <w:t xml:space="preserve">from a terminal (messages appear there), and turn on Help &gt; Logging.</w:t>
+      </w:r>
+    </w:p>
+    <w:tbl>
+      <w:tblPr>
+        <w:tblStyle w:val="Table"/>
+        <w:tblW w:type="pct" w:w="5000"/>
+        <w:tblLayout w:type="fixed"/>
+        <w:tblLook w:firstRow="1" w:lastRow="0" w:firstColumn="0" w:lastColumn="0" w:noHBand="0" w:noVBand="0" w:val="0020"/>
+      </w:tblPr>
+      <w:tblGrid>
+        <w:gridCol w:w="2640"/>
+        <w:gridCol w:w="2640"/>
+        <w:gridCol w:w="2640"/>
+      </w:tblGrid>
+      <w:tr>
+        <w:trPr>
+          <w:tblHeader w:val="on"/>
+        </w:trPr>
+        <w:tc>
+          <w:tcPr/>
+          <w:p>
+            <w:pPr>
+              <w:pStyle w:val="Compact"/>
+            </w:pPr>
+            <w:r>
+              <w:t xml:space="preserve">#</w:t>
+            </w:r>
+          </w:p>
+        </w:tc>
+        <w:tc>
+          <w:tcPr/>
+          <w:p>
+            <w:pPr>
+              <w:pStyle w:val="Compact"/>
+            </w:pPr>
+            <w:r>
+              <w:t xml:space="preserve">Test</w:t>
+            </w:r>
+          </w:p>
+        </w:tc>
+        <w:tc>
+          <w:tcPr/>
+          <w:p>
+            <w:pPr>
+              <w:pStyle w:val="Compact"/>
+            </w:pPr>
+            <w:r>
+              <w:t xml:space="preserve">Expected</w:t>
+            </w:r>
+          </w:p>
+        </w:tc>
+      </w:tr>
+      <w:tr>
+        <w:tc>
+          <w:tcPr/>
+          <w:p>
+            <w:pPr>
+              <w:pStyle w:val="Compact"/>
+            </w:pPr>
+            <w:r>
+              <w:t xml:space="preserve">1</w:t>
+            </w:r>
+          </w:p>
+        </w:tc>
+        <w:tc>
+          <w:tcPr/>
+          <w:p>
+            <w:pPr>
+              <w:pStyle w:val="Compact"/>
+            </w:pPr>
+            <w:r>
+              <w:t xml:space="preserve">Start the program</w:t>
+            </w:r>
+          </w:p>
+        </w:tc>
+        <w:tc>
+          <w:tcPr/>
+          <w:p>
+            <w:pPr>
+              <w:pStyle w:val="Compact"/>
+            </w:pPr>
+            <w:r>
+              <w:t xml:space="preserve">Splash, then the job code window; no error messages in the terminal</w:t>
+            </w:r>
+          </w:p>
+        </w:tc>
+      </w:tr>
+      <w:tr>
+        <w:tc>
+          <w:tcPr/>
+          <w:p>
+            <w:pPr>
+              <w:pStyle w:val="Compact"/>
+            </w:pPr>
+            <w:r>
+              <w:t xml:space="preserve">2</w:t>
+            </w:r>
+          </w:p>
+        </w:tc>
+        <w:tc>
+          <w:tcPr/>
+          <w:p>
+            <w:pPr>
+              <w:pStyle w:val="Compact"/>
+            </w:pPr>
+            <w:r>
+              <w:t xml:space="preserve">File &gt; Status</w:t>
+            </w:r>
+          </w:p>
+        </w:tc>
+        <w:tc>
+          <w:tcPr/>
+          <w:p>
+            <w:pPr>
+              <w:pStyle w:val="Compact"/>
+            </w:pPr>
+            <w:r>
+              <w:t xml:space="preserve">Settings file under</w:t>
+            </w:r>
+            <w:r>
+              <w:t xml:space="preserve"> </w:t>
+            </w:r>
+            <w:r>
+              <w:rPr>
+                <w:rStyle w:val="VerbatimChar"/>
+              </w:rPr>
+              <w:t xml:space="preserve">~/.config/...</w:t>
+            </w:r>
+            <w:r>
+              <w:t xml:space="preserve">;</w:t>
+            </w:r>
+            <w:r>
+              <w:t xml:space="preserve"> </w:t>
+            </w:r>
+            <w:r>
+              <w:t xml:space="preserve">“SQLite library”</w:t>
+            </w:r>
+            <w:r>
+              <w:t xml:space="preserve"> </w:t>
+            </w:r>
+            <w:r>
+              <w:t xml:space="preserve">line names</w:t>
+            </w:r>
+            <w:r>
+              <w:t xml:space="preserve"> </w:t>
+            </w:r>
+            <w:r>
+              <w:rPr>
+                <w:rStyle w:val="VerbatimChar"/>
+              </w:rPr>
+              <w:t xml:space="preserve">libsqlite3.so.0</w:t>
+            </w:r>
+            <w:r>
+              <w:t xml:space="preserve"> </w:t>
+            </w:r>
+            <w:r>
+              <w:t xml:space="preserve">(or says it is missing)</w:t>
+            </w:r>
+          </w:p>
+        </w:tc>
+      </w:tr>
+      <w:tr>
+        <w:tc>
+          <w:tcPr/>
+          <w:p>
+            <w:pPr>
+              <w:pStyle w:val="Compact"/>
+            </w:pPr>
+            <w:r>
+              <w:t xml:space="preserve">3</w:t>
+            </w:r>
+          </w:p>
+        </w:tc>
+        <w:tc>
+          <w:tcPr/>
+          <w:p>
+            <w:pPr>
+              <w:pStyle w:val="Compact"/>
+            </w:pPr>
+            <w:r>
+              <w:t xml:space="preserve">Open a card or folder with JPG, RAW/DNG, MP4 and LRV files</w:t>
+            </w:r>
+          </w:p>
+        </w:tc>
+        <w:tc>
+          <w:tcPr/>
+          <w:p>
+            <w:pPr>
+              <w:pStyle w:val="Compact"/>
+            </w:pPr>
+            <w:r>
+              <w:t xml:space="preserve">Thumbnails, dates and camera names; a second scan of the same folder is much faster (EXIF cache)</w:t>
+            </w:r>
+          </w:p>
+        </w:tc>
+      </w:tr>
+      <w:tr>
+        <w:tc>
+          <w:tcPr/>
+          <w:p>
+            <w:pPr>
+              <w:pStyle w:val="Compact"/>
+            </w:pPr>
+            <w:r>
+              <w:t xml:space="preserve">4</w:t>
+            </w:r>
+          </w:p>
+        </w:tc>
+        <w:tc>
+          <w:tcPr/>
+          <w:p>
+            <w:pPr>
+              <w:pStyle w:val="Compact"/>
+            </w:pPr>
+            <w:r>
+              <w:t xml:space="preserve">Lightroom previews (.lrprev) with Preferences &gt; General</w:t>
+            </w:r>
+            <w:r>
+              <w:t xml:space="preserve"> </w:t>
+            </w:r>
+            <w:r>
+              <w:t xml:space="preserve">“Scan Lightroom preview folders”</w:t>
+            </w:r>
+            <w:r>
+              <w:t xml:space="preserve"> </w:t>
+            </w:r>
+            <w:r>
+              <w:t xml:space="preserve">on</w:t>
+            </w:r>
+          </w:p>
+        </w:tc>
+        <w:tc>
+          <w:tcPr/>
+          <w:p>
+            <w:pPr>
+              <w:pStyle w:val="Compact"/>
+            </w:pPr>
+            <w:r>
+              <w:t xml:space="preserve">Previews listed with the photo’s name and date when the catalog is next to the</w:t>
+            </w:r>
+            <w:r>
+              <w:t xml:space="preserve"> </w:t>
+            </w:r>
+            <w:r>
+              <w:rPr>
+                <w:rStyle w:val="VerbatimChar"/>
+              </w:rPr>
+              <w:t xml:space="preserve">.lrdata</w:t>
+            </w:r>
+            <w:r>
+              <w:t xml:space="preserve"> </w:t>
+            </w:r>
+            <w:r>
+              <w:t xml:space="preserve">folder</w:t>
+            </w:r>
+          </w:p>
+        </w:tc>
+      </w:tr>
+      <w:tr>
+        <w:tc>
+          <w:tcPr/>
+          <w:p>
+            <w:pPr>
+              <w:pStyle w:val="Compact"/>
+            </w:pPr>
+            <w:r>
+              <w:t xml:space="preserve">5</w:t>
+            </w:r>
+          </w:p>
+        </w:tc>
+        <w:tc>
+          <w:tcPr/>
+          <w:p>
+            <w:pPr>
+              <w:pStyle w:val="Compact"/>
+            </w:pPr>
+            <w:r>
+              <w:t xml:space="preserve">Download Path tab: folder</w:t>
+            </w:r>
+            <w:r>
+              <w:t xml:space="preserve"> </w:t>
+            </w:r>
+            <w:r>
+              <w:rPr>
+                <w:rStyle w:val="VerbatimChar"/>
+              </w:rPr>
+              <w:t xml:space="preserve">.../{Y}/{E}/</w:t>
+            </w:r>
+            <w:r>
+              <w:t xml:space="preserve">, file</w:t>
+            </w:r>
+            <w:r>
+              <w:t xml:space="preserve"> </w:t>
+            </w:r>
+            <w:r>
+              <w:rPr>
+                <w:rStyle w:val="VerbatimChar"/>
+              </w:rPr>
+              <w:t xml:space="preserve">{o}-{e}</w:t>
+            </w:r>
+          </w:p>
+        </w:tc>
+        <w:tc>
+          <w:tcPr/>
+          <w:p>
+            <w:pPr>
+              <w:pStyle w:val="Compact"/>
+            </w:pPr>
+            <w:r>
+              <w:t xml:space="preserve">Example line shows</w:t>
+            </w:r>
+            <w:r>
+              <w:t xml:space="preserve"> </w:t>
+            </w:r>
+            <w:r>
+              <w:rPr>
+                <w:rStyle w:val="VerbatimChar"/>
+              </w:rPr>
+              <w:t xml:space="preserve">JPG</w:t>
+            </w:r>
+            <w:r>
+              <w:t xml:space="preserve"> </w:t>
+            </w:r>
+            <w:r>
+              <w:t xml:space="preserve">/</w:t>
+            </w:r>
+            <w:r>
+              <w:t xml:space="preserve"> </w:t>
+            </w:r>
+            <w:r>
+              <w:rPr>
+                <w:rStyle w:val="VerbatimChar"/>
+              </w:rPr>
+              <w:t xml:space="preserve">jpg</w:t>
+            </w:r>
+            <w:r>
+              <w:t xml:space="preserve">; files land in one folder per type</w:t>
+            </w:r>
+          </w:p>
+        </w:tc>
+      </w:tr>
+      <w:tr>
+        <w:tc>
+          <w:tcPr/>
+          <w:p>
+            <w:pPr>
+              <w:pStyle w:val="Compact"/>
+            </w:pPr>
+            <w:r>
+              <w:t xml:space="preserve">6</w:t>
+            </w:r>
+          </w:p>
+        </w:tc>
+        <w:tc>
+          <w:tcPr/>
+          <w:p>
+            <w:pPr>
+              <w:pStyle w:val="Compact"/>
+            </w:pPr>
+            <w:r>
+              <w:t xml:space="preserve">Select a few files,</w:t>
+            </w:r>
+            <w:r>
+              <w:t xml:space="preserve"> </w:t>
+            </w:r>
+            <w:r>
+              <w:rPr>
+                <w:b/>
+                <w:bCs/>
+              </w:rPr>
+              <w:t xml:space="preserve">Download Selected</w:t>
+            </w:r>
+            <w:r>
+              <w:t xml:space="preserve">; then</w:t>
+            </w:r>
+            <w:r>
+              <w:t xml:space="preserve"> </w:t>
+            </w:r>
+            <w:r>
+              <w:rPr>
+                <w:b/>
+                <w:bCs/>
+              </w:rPr>
+              <w:t xml:space="preserve">Download All</w:t>
+            </w:r>
+          </w:p>
+        </w:tc>
+        <w:tc>
+          <w:tcPr/>
+          <w:p>
+            <w:pPr>
+              <w:pStyle w:val="Compact"/>
+            </w:pPr>
+            <w:r>
+              <w:t xml:space="preserve">Only the selected files first, then the rest; the buttons are greyed out when there is nothing to download</w:t>
+            </w:r>
+          </w:p>
+        </w:tc>
+      </w:tr>
+      <w:tr>
+        <w:tc>
+          <w:tcPr/>
+          <w:p>
+            <w:pPr>
+              <w:pStyle w:val="Compact"/>
+            </w:pPr>
+            <w:r>
+              <w:t xml:space="preserve">7</w:t>
+            </w:r>
+          </w:p>
+        </w:tc>
+        <w:tc>
+          <w:tcPr/>
+          <w:p>
+            <w:pPr>
+              <w:pStyle w:val="Compact"/>
+            </w:pPr>
+            <w:r>
+              <w:t xml:space="preserve">File &gt; Plug-ins…</w:t>
+            </w:r>
+          </w:p>
+        </w:tc>
+        <w:tc>
+          <w:tcPr/>
+          <w:p>
+            <w:pPr>
+              <w:pStyle w:val="Compact"/>
+            </w:pPr>
+            <w:r>
+              <w:t xml:space="preserve">Preferences opens on the Plug-ins tab</w:t>
+            </w:r>
+          </w:p>
+        </w:tc>
+      </w:tr>
+      <w:tr>
+        <w:tc>
+          <w:tcPr/>
+          <w:p>
+            <w:pPr>
+              <w:pStyle w:val="Compact"/>
+            </w:pPr>
+            <w:r>
+              <w:t xml:space="preserve">8</w:t>
+            </w:r>
+          </w:p>
+        </w:tc>
+        <w:tc>
+          <w:tcPr/>
+          <w:p>
+            <w:pPr>
+              <w:pStyle w:val="Compact"/>
+            </w:pPr>
+            <w:r>
+              <w:t xml:space="preserve">Install the example plug-in (above), restart, switch it on</w:t>
+            </w:r>
+          </w:p>
+        </w:tc>
+        <w:tc>
+          <w:tcPr/>
+          <w:p>
+            <w:pPr>
+              <w:pStyle w:val="Compact"/>
+            </w:pPr>
+            <w:r>
+              <w:t xml:space="preserve">Confirmation with the</w:t>
+            </w:r>
+            <w:r>
+              <w:t xml:space="preserve"> </w:t>
+            </w:r>
+            <w:r>
+              <w:rPr>
+                <w:rStyle w:val="VerbatimChar"/>
+              </w:rPr>
+              <w:t xml:space="preserve">.so</w:t>
+            </w:r>
+            <w:r>
+              <w:t xml:space="preserve"> </w:t>
+            </w:r>
+            <w:r>
+              <w:t xml:space="preserve">path; the list shows</w:t>
+            </w:r>
+            <w:r>
+              <w:t xml:space="preserve"> </w:t>
+            </w:r>
+            <w:r>
+              <w:t xml:space="preserve">“Example Plug-in”</w:t>
+            </w:r>
+            <w:r>
+              <w:t xml:space="preserve">; Setup… opens its window (labels right-aligned, red centered reminder, version in the title)</w:t>
+            </w:r>
+          </w:p>
+        </w:tc>
+      </w:tr>
+      <w:tr>
+        <w:tc>
+          <w:tcPr/>
+          <w:p>
+            <w:pPr>
+              <w:pStyle w:val="Compact"/>
+            </w:pPr>
+            <w:r>
+              <w:t xml:space="preserve">9</w:t>
+            </w:r>
+          </w:p>
+        </w:tc>
+        <w:tc>
+          <w:tcPr/>
+          <w:p>
+            <w:pPr>
+              <w:pStyle w:val="Compact"/>
+            </w:pPr>
+            <w:r>
+              <w:t xml:space="preserve">Use</w:t>
+            </w:r>
+            <w:r>
+              <w:t xml:space="preserve"> </w:t>
+            </w:r>
+            <w:r>
+              <w:rPr>
+                <w:rStyle w:val="VerbatimChar"/>
+              </w:rPr>
+              <w:t xml:space="preserve">{Example.Site}-{Example.Name}</w:t>
+            </w:r>
+            <w:r>
+              <w:t xml:space="preserve"> </w:t>
+            </w:r>
+            <w:r>
+              <w:t xml:space="preserve">as file name and download</w:t>
+            </w:r>
+          </w:p>
+        </w:tc>
+        <w:tc>
+          <w:tcPr/>
+          <w:p>
+            <w:pPr>
+              <w:pStyle w:val="Compact"/>
+            </w:pPr>
+            <w:r>
+              <w:t xml:space="preserve">Files named for example</w:t>
+            </w:r>
+            <w:r>
+              <w:t xml:space="preserve"> </w:t>
+            </w:r>
+            <w:r>
+              <w:rPr>
+                <w:rStyle w:val="VerbatimChar"/>
+              </w:rPr>
+              <w:t xml:space="preserve">NORTH-DJI_0001.JPG</w:t>
+            </w:r>
+          </w:p>
+        </w:tc>
+      </w:tr>
+      <w:tr>
+        <w:tc>
+          <w:tcPr/>
+          <w:p>
+            <w:pPr>
+              <w:pStyle w:val="Compact"/>
+            </w:pPr>
+            <w:r>
+              <w:t xml:space="preserve">10</w:t>
+            </w:r>
+          </w:p>
+        </w:tc>
+        <w:tc>
+          <w:tcPr/>
+          <w:p>
+            <w:pPr>
+              <w:pStyle w:val="Compact"/>
+            </w:pPr>
+            <w:r>
+              <w:t xml:space="preserve">Delete the</w:t>
+            </w:r>
+            <w:r>
+              <w:t xml:space="preserve"> </w:t>
+            </w:r>
+            <w:r>
+              <w:rPr>
+                <w:rStyle w:val="VerbatimChar"/>
+              </w:rPr>
+              <w:t xml:space="preserve">.so</w:t>
+            </w:r>
+            <w:r>
+              <w:t xml:space="preserve"> </w:t>
+            </w:r>
+            <w:r>
+              <w:t xml:space="preserve">file and restart</w:t>
+            </w:r>
+          </w:p>
+        </w:tc>
+        <w:tc>
+          <w:tcPr/>
+          <w:p>
+            <w:pPr>
+              <w:pStyle w:val="Compact"/>
+            </w:pPr>
+            <w:r>
+              <w:t xml:space="preserve">The plug-in leaves the list</w:t>
+            </w:r>
+          </w:p>
+        </w:tc>
+      </w:tr>
+      <w:tr>
+        <w:tc>
+          <w:tcPr/>
+          <w:p>
+            <w:pPr>
+              <w:pStyle w:val="Compact"/>
+            </w:pPr>
+            <w:r>
+              <w:t xml:space="preserve">11</w:t>
+            </w:r>
+          </w:p>
+        </w:tc>
+        <w:tc>
+          <w:tcPr/>
+          <w:p>
+            <w:pPr>
+              <w:pStyle w:val="Compact"/>
+            </w:pPr>
+            <w:r>
+              <w:t xml:space="preserve">File &gt; User Profiles &gt; Save, then Load (double-click)</w:t>
+            </w:r>
+          </w:p>
+        </w:tc>
+        <w:tc>
+          <w:tcPr/>
+          <w:p>
+            <w:pPr>
+              <w:pStyle w:val="Compact"/>
+            </w:pPr>
+            <w:r>
+              <w:t xml:space="preserve">Save lists the profiles and suggests the one in use; replacing asks first; Load restores the plug-in settings</w:t>
+            </w:r>
+          </w:p>
+        </w:tc>
+      </w:tr>
+      <w:tr>
+        <w:tc>
+          <w:tcPr/>
+          <w:p>
+            <w:pPr>
+              <w:pStyle w:val="Compact"/>
+            </w:pPr>
+            <w:r>
+              <w:t xml:space="preserve">12</w:t>
+            </w:r>
+          </w:p>
+        </w:tc>
+        <w:tc>
+          <w:tcPr/>
+          <w:p>
+            <w:pPr>
+              <w:pStyle w:val="Compact"/>
+            </w:pPr>
+            <w:r>
+              <w:t xml:space="preserve">Settings with a</w:t>
+            </w:r>
+            <w:r>
+              <w:t xml:space="preserve"> </w:t>
+            </w:r>
+            <w:r>
+              <w:rPr>
+                <w:rStyle w:val="VerbatimChar"/>
+              </w:rPr>
+              <w:t xml:space="preserve">{T}</w:t>
+            </w:r>
+            <w:r>
+              <w:t xml:space="preserve"> </w:t>
+            </w:r>
+            <w:r>
+              <w:t xml:space="preserve">or</w:t>
+            </w:r>
+            <w:r>
+              <w:t xml:space="preserve"> </w:t>
+            </w:r>
+            <w:r>
+              <w:rPr>
+                <w:rStyle w:val="VerbatimChar"/>
+              </w:rPr>
+              <w:t xml:space="preserve">{q}</w:t>
+            </w:r>
+            <w:r>
+              <w:t xml:space="preserve"> </w:t>
+            </w:r>
+            <w:r>
+              <w:t xml:space="preserve">folder and a non-ASCII folder name (for example</w:t>
+            </w:r>
+            <w:r>
+              <w:t xml:space="preserve"> </w:t>
+            </w:r>
+            <w:r>
+              <w:rPr>
+                <w:rStyle w:val="VerbatimChar"/>
+              </w:rPr>
+              <w:t xml:space="preserve">Ü</w:t>
+            </w:r>
+            <w:r>
+              <w:t xml:space="preserve">)</w:t>
+            </w:r>
+          </w:p>
+        </w:tc>
+        <w:tc>
+          <w:tcPr/>
+          <w:p>
+            <w:pPr>
+              <w:pStyle w:val="Compact"/>
+            </w:pPr>
+            <w:r>
+              <w:t xml:space="preserve">Folders are made and files copied</w:t>
+            </w:r>
+          </w:p>
+        </w:tc>
+      </w:tr>
+    </w:tbl>
     <w:sectPr>
       <w:footnotePr>
         <w:numRestart w:val="eachSect"/>

--- a/docs/Linux_Build.docx
+++ b/docs/Linux_Build.docx
@@ -323,6 +323,36 @@
       <w:pPr>
         <w:pStyle w:val="FirstParagraph"/>
       </w:pPr>
+      <w:r>
+        <w:t xml:space="preserve">For files you publish, use the Release build mode (no debug information, a much smaller program in</w:t>
+      </w:r>
+      <w:r>
+        <w:t xml:space="preserve"> </w:t>
+      </w:r>
+      <w:r>
+        <w:rPr>
+          <w:rStyle w:val="VerbatimChar"/>
+        </w:rPr>
+        <w:t xml:space="preserve">bin/linux-release/</w:t>
+      </w:r>
+      <w:r>
+        <w:t xml:space="preserve">):</w:t>
+      </w:r>
+      <w:r>
+        <w:t xml:space="preserve"> </w:t>
+      </w:r>
+      <w:r>
+        <w:rPr>
+          <w:rStyle w:val="VerbatimChar"/>
+        </w:rPr>
+        <w:t xml:space="preserve">lazbuild -B --build-mode=Release --ws=gtk2 PhotoDownloader.lpi</w:t>
+      </w:r>
+      <w:r>
+        <w:t xml:space="preserve">.</w:t>
+      </w:r>
+      <w:r>
+        <w:t xml:space="preserve"> </w:t>
+      </w:r>
       <w:r>
         <w:rPr>
           <w:rStyle w:val="VerbatimChar"/>

--- a/docs/Linux_Build.docx
+++ b/docs/Linux_Build.docx
@@ -288,6 +288,119 @@
         <w:t xml:space="preserve">Build</w:t>
       </w:r>
       <w:bookmarkEnd w:id="11"/>
+    </w:p>
+    <w:p>
+      <w:pPr>
+        <w:pStyle w:val="FirstParagraph"/>
+      </w:pPr>
+      <w:r>
+        <w:t xml:space="preserve">The easiest way is the build script, run in the project folder:</w:t>
+      </w:r>
+    </w:p>
+    <w:p>
+      <w:pPr>
+        <w:pStyle w:val="SourceCode"/>
+      </w:pPr>
+      <w:r>
+        <w:rPr>
+          <w:rStyle w:val="VerbatimChar"/>
+        </w:rPr>
+        <w:t xml:space="preserve">linux/build.sh              # debug build -&gt; bin/linux/PhotoDownloader</w:t>
+      </w:r>
+      <w:r>
+        <w:br/>
+      </w:r>
+      <w:r>
+        <w:rPr>
+          <w:rStyle w:val="VerbatimChar"/>
+        </w:rPr>
+        <w:t xml:space="preserve">linux/build.sh release      # Release build (small) -&gt; bin/linux-release/PhotoDownloader</w:t>
+      </w:r>
+      <w:r>
+        <w:br/>
+      </w:r>
+      <w:r>
+        <w:rPr>
+          <w:rStyle w:val="VerbatimChar"/>
+        </w:rPr>
+        <w:t xml:space="preserve">linux/build.sh run          # build, then start the program (messages appear in the terminal)</w:t>
+      </w:r>
+    </w:p>
+    <w:p>
+      <w:pPr>
+        <w:pStyle w:val="FirstParagraph"/>
+      </w:pPr>
+      <w:r>
+        <w:t xml:space="preserve">It raises the build number in</w:t>
+      </w:r>
+      <w:r>
+        <w:t xml:space="preserve"> </w:t>
+      </w:r>
+      <w:r>
+        <w:rPr>
+          <w:rStyle w:val="VerbatimChar"/>
+        </w:rPr>
+        <w:t xml:space="preserve">PhotoDownloader.lpi</w:t>
+      </w:r>
+      <w:r>
+        <w:t xml:space="preserve"> </w:t>
+      </w:r>
+      <w:r>
+        <w:t xml:space="preserve">by one (as the Lazarus IDE does;</w:t>
+      </w:r>
+      <w:r>
+        <w:t xml:space="preserve"> </w:t>
+      </w:r>
+      <w:r>
+        <w:rPr>
+          <w:rStyle w:val="VerbatimChar"/>
+        </w:rPr>
+        <w:t xml:space="preserve">lazbuild</w:t>
+      </w:r>
+      <w:r>
+        <w:t xml:space="preserve"> </w:t>
+      </w:r>
+      <w:r>
+        <w:t xml:space="preserve">alone does not), builds with GTK 2 and prints only the errors when the build fails. Commit and push</w:t>
+      </w:r>
+      <w:r>
+        <w:t xml:space="preserve"> </w:t>
+      </w:r>
+      <w:r>
+        <w:rPr>
+          <w:rStyle w:val="VerbatimChar"/>
+        </w:rPr>
+        <w:t xml:space="preserve">PhotoDownloader.lpi</w:t>
+      </w:r>
+      <w:r>
+        <w:t xml:space="preserve"> </w:t>
+      </w:r>
+      <w:r>
+        <w:t xml:space="preserve">afterwards. If Git did not keep the file executable, run</w:t>
+      </w:r>
+      <w:r>
+        <w:t xml:space="preserve"> </w:t>
+      </w:r>
+      <w:r>
+        <w:rPr>
+          <w:rStyle w:val="VerbatimChar"/>
+        </w:rPr>
+        <w:t xml:space="preserve">sh linux/build.sh</w:t>
+      </w:r>
+      <w:r>
+        <w:t xml:space="preserve"> </w:t>
+      </w:r>
+      <w:r>
+        <w:t xml:space="preserve">instead.</w:t>
+      </w:r>
+    </w:p>
+    <w:p>
+      <w:pPr>
+        <w:pStyle w:val="BodyText"/>
+      </w:pPr>
+      <w:r>
+        <w:t xml:space="preserve">The same by hand:</w:t>
+      </w:r>
     </w:p>
     <w:p>
       <w:pPr>

--- a/docs/Linux_Build.docx
+++ b/docs/Linux_Build.docx
@@ -331,7 +331,16 @@
         <w:pStyle w:val="FirstParagraph"/>
       </w:pPr>
       <w:r>
-        <w:t xml:space="preserve">It raises the build number in</w:t>
+        <w:t xml:space="preserve">It keeps the build number in step with the other computer: it first pulls from GitHub (</w:t>
+      </w:r>
+      <w:r>
+        <w:rPr>
+          <w:rStyle w:val="VerbatimChar"/>
+        </w:rPr>
+        <w:t xml:space="preserve">git pull --ff-only</w:t>
+      </w:r>
+      <w:r>
+        <w:t xml:space="preserve">), raises the build number in</w:t>
       </w:r>
       <w:r>
         <w:t xml:space="preserve"> </w:t>
@@ -361,7 +370,7 @@
         <w:t xml:space="preserve"> </w:t>
       </w:r>
       <w:r>
-        <w:t xml:space="preserve">alone does not), builds with GTK 2 and prints only the errors when the build fails. Commit and push</w:t>
+        <w:t xml:space="preserve">alone does not), builds with GTK 2 (printing only the errors when the build fails), then commits only</w:t>
       </w:r>
       <w:r>
         <w:t xml:space="preserve"> </w:t>
@@ -376,7 +385,46 @@
         <w:t xml:space="preserve"> </w:t>
       </w:r>
       <w:r>
-        <w:t xml:space="preserve">afterwards. If Git did not keep the file executable, run</w:t>
+        <w:t xml:space="preserve">as</w:t>
+      </w:r>
+      <w:r>
+        <w:t xml:space="preserve"> </w:t>
+      </w:r>
+      <w:r>
+        <w:t xml:space="preserve">“Build number N (Linux)”</w:t>
+      </w:r>
+      <w:r>
+        <w:t xml:space="preserve"> </w:t>
+      </w:r>
+      <w:r>
+        <w:t xml:space="preserve">and pushes it, also after a failed build, since every compile counts. Any of your own commits that were not pushed yet go along. Without network it warns and builds anyway (push later with</w:t>
+      </w:r>
+      <w:r>
+        <w:t xml:space="preserve"> </w:t>
+      </w:r>
+      <w:r>
+        <w:rPr>
+          <w:rStyle w:val="VerbatimChar"/>
+        </w:rPr>
+        <w:t xml:space="preserve">git push</w:t>
+      </w:r>
+      <w:r>
+        <w:t xml:space="preserve">);</w:t>
+      </w:r>
+      <w:r>
+        <w:t xml:space="preserve"> </w:t>
+      </w:r>
+      <w:r>
+        <w:rPr>
+          <w:rStyle w:val="VerbatimChar"/>
+        </w:rPr>
+        <w:t xml:space="preserve">linux/build.sh --no-git</w:t>
+      </w:r>
+      <w:r>
+        <w:t xml:space="preserve"> </w:t>
+      </w:r>
+      <w:r>
+        <w:t xml:space="preserve">builds without pulling or pushing. If Git did not keep the file executable, run</w:t>
       </w:r>
       <w:r>
         <w:t xml:space="preserve"> </w:t>

--- a/docs/Linux_Build.docx
+++ b/docs/Linux_Build.docx
@@ -340,7 +340,7 @@
         <w:t xml:space="preserve">git pull --ff-only</w:t>
       </w:r>
       <w:r>
-        <w:t xml:space="preserve">), raises the build number in</w:t>
+        <w:t xml:space="preserve">) and builds with GTK 2 (printing only the errors when the build fails).</w:t>
       </w:r>
       <w:r>
         <w:t xml:space="preserve"> </w:t>
@@ -355,7 +355,7 @@
         <w:t xml:space="preserve"> </w:t>
       </w:r>
       <w:r>
-        <w:t xml:space="preserve">by one (as the Lazarus IDE does;</w:t>
+        <w:t xml:space="preserve">holds the number of the next build:</w:t>
       </w:r>
       <w:r>
         <w:t xml:space="preserve"> </w:t>
@@ -370,7 +370,7 @@
         <w:t xml:space="preserve"> </w:t>
       </w:r>
       <w:r>
-        <w:t xml:space="preserve">alone does not), builds with GTK 2 (printing only the errors when the build fails), then commits only</w:t>
+        <w:t xml:space="preserve">puts it into the program and counts the file up by one itself, like the Lazarus IDE. Then the script commits only the new BuildNr line of</w:t>
       </w:r>
       <w:r>
         <w:t xml:space="preserve"> </w:t>
@@ -385,13 +385,28 @@
         <w:t xml:space="preserve"> </w:t>
       </w:r>
       <w:r>
-        <w:t xml:space="preserve">as</w:t>
-      </w:r>
-      <w:r>
-        <w:t xml:space="preserve"> </w:t>
-      </w:r>
-      <w:r>
-        <w:t xml:space="preserve">“Build number N (Linux)”</w:t>
+        <w:t xml:space="preserve">(the other lines</w:t>
+      </w:r>
+      <w:r>
+        <w:t xml:space="preserve"> </w:t>
+      </w:r>
+      <w:r>
+        <w:rPr>
+          <w:rStyle w:val="VerbatimChar"/>
+        </w:rPr>
+        <w:t xml:space="preserve">lazbuild</w:t>
+      </w:r>
+      <w:r>
+        <w:t xml:space="preserve"> </w:t>
+      </w:r>
+      <w:r>
+        <w:t xml:space="preserve">rewrites stay as committed) as</w:t>
+      </w:r>
+      <w:r>
+        <w:t xml:space="preserve"> </w:t>
+      </w:r>
+      <w:r>
+        <w:t xml:space="preserve">“Built 0.1.3.N (Linux)”</w:t>
       </w:r>
       <w:r>
         <w:t xml:space="preserve"> </w:t>
